--- a/downloads/handouts/Unit 01/Handout 01.19 - Peer Check Sheet.docx
+++ b/downloads/handouts/Unit 01/Handout 01.19 - Peer Check Sheet.docx
@@ -936,10 +936,8 @@
         <w:tblLook w:firstRow="1"/>
       </w:tblPr>
       <w:tblGrid>
-        <w:gridCol w:w="1980"/>
-        <w:gridCol w:w="1980"/>
-        <w:gridCol w:w="1980"/>
-        <w:gridCol w:w="1980"/>
+        <w:gridCol w:w="3960"/>
+        <w:gridCol w:w="3960"/>
       </w:tblGrid>
       <w:tr>
         <w:trPr>
@@ -975,40 +973,6 @@
               <w:jc w:val="left"/>
             </w:pPr>
             <w:r>
-              <w:t xml:space="preserve">Turkish</w:t>
-            </w:r>
-          </w:p>
-        </w:tc>
-        <w:tc>
-          <w:tcPr>
-            <w:tcBorders>
-              <w:bottom w:val="single"/>
-            </w:tcBorders>
-            <w:vAlign w:val="bottom"/>
-          </w:tcPr>
-          <w:p>
-            <w:pPr>
-              <w:pStyle w:val="Compact"/>
-              <w:jc w:val="left"/>
-            </w:pPr>
-            <w:r>
-              <w:t xml:space="preserve">Portuguese</w:t>
-            </w:r>
-          </w:p>
-        </w:tc>
-        <w:tc>
-          <w:tcPr>
-            <w:tcBorders>
-              <w:bottom w:val="single"/>
-            </w:tcBorders>
-            <w:vAlign w:val="bottom"/>
-          </w:tcPr>
-          <w:p>
-            <w:pPr>
-              <w:pStyle w:val="Compact"/>
-              <w:jc w:val="left"/>
-            </w:pPr>
-            <w:r>
               <w:t xml:space="preserve">Spanish</w:t>
             </w:r>
           </w:p>
@@ -1053,18 +1017,7 @@
               <w:jc w:val="left"/>
             </w:pPr>
             <w:r>
-              <w:t xml:space="preserve">___ satırı: ___ yazmışsınız, ___ olmalı.</w:t>
-            </w:r>
-          </w:p>
-        </w:tc>
-        <w:tc>
-          <w:p>
-            <w:pPr>
-              <w:pStyle w:val="Compact"/>
-              <w:jc w:val="left"/>
-            </w:pPr>
-            <w:r>
-              <w:t xml:space="preserve">Linha</w:t>
+              <w:t xml:space="preserve">Línea</w:t>
             </w:r>
             <w:r>
               <w:t xml:space="preserve"> </w:t>
@@ -1074,7 +1027,7 @@
                 <w:i/>
                 <w:b/>
               </w:rPr>
-              <w:t xml:space="preserve">: vocês escreveram</w:t>
+              <w:t xml:space="preserve">: escribieron</w:t>
             </w:r>
             <w:r>
               <w:rPr>
@@ -1084,37 +1037,6 @@
               <w:t xml:space="preserve"> </w:t>
             </w:r>
             <w:r>
-              <w:t xml:space="preserve">, deveria ser ___.</w:t>
-            </w:r>
-          </w:p>
-        </w:tc>
-        <w:tc>
-          <w:p>
-            <w:pPr>
-              <w:pStyle w:val="Compact"/>
-              <w:jc w:val="left"/>
-            </w:pPr>
-            <w:r>
-              <w:t xml:space="preserve">Línea</w:t>
-            </w:r>
-            <w:r>
-              <w:t xml:space="preserve"> </w:t>
-            </w:r>
-            <w:r>
-              <w:rPr>
-                <w:i/>
-                <w:b/>
-              </w:rPr>
-              <w:t xml:space="preserve">: escribieron</w:t>
-            </w:r>
-            <w:r>
-              <w:rPr>
-                <w:i/>
-                <w:b/>
-              </w:rPr>
-              <w:t xml:space="preserve"> </w:t>
-            </w:r>
-            <w:r>
               <w:t xml:space="preserve">, debería ser ___.</w:t>
             </w:r>
           </w:p>
@@ -1129,28 +1051,6 @@
             </w:pPr>
             <w:r>
               <w:t xml:space="preserve">Your plan did ___ well.</w:t>
-            </w:r>
-          </w:p>
-        </w:tc>
-        <w:tc>
-          <w:p>
-            <w:pPr>
-              <w:pStyle w:val="Compact"/>
-              <w:jc w:val="left"/>
-            </w:pPr>
-            <w:r>
-              <w:t xml:space="preserve">Planınız ___ konusunda iyi.</w:t>
-            </w:r>
-          </w:p>
-        </w:tc>
-        <w:tc>
-          <w:p>
-            <w:pPr>
-              <w:pStyle w:val="Compact"/>
-              <w:jc w:val="left"/>
-            </w:pPr>
-            <w:r>
-              <w:t xml:space="preserve">O plano de vocês fez ___ bem.</w:t>
             </w:r>
           </w:p>
         </w:tc>

--- a/downloads/handouts/Unit 01/Handout 01.19 - Peer Check Sheet.docx
+++ b/downloads/handouts/Unit 01/Handout 01.19 - Peer Check Sheet.docx
@@ -6,9 +6,9 @@
       <w:pPr>
         <w:pStyle w:val="Heading1"/>
       </w:pPr>
-      <w:bookmarkStart w:id="20" w:name="handout-01.19-peer-check-sheet"/>
-      <w:r>
-        <w:t xml:space="preserve">Handout 01.19: Peer Check Sheet</w:t>
+      <w:bookmarkStart w:id="20" w:name="handout-1.19-peer-check-sheet"/>
+      <w:r>
+        <w:t xml:space="preserve">Handout 1.19: Peer Check Sheet</w:t>
       </w:r>
       <w:bookmarkEnd w:id="20"/>
     </w:p>

--- a/downloads/handouts/Unit 01/Handout 01.19 - Peer Check Sheet.docx
+++ b/downloads/handouts/Unit 01/Handout 01.19 - Peer Check Sheet.docx
@@ -25,7 +25,7 @@
         <w:pStyle w:val="BodyText"/>
       </w:pPr>
       <w:r>
-        <w:t xml:space="preserve">Checker roles: arithmetic ______________ and ______________; prices and units ______________ and ______________; plate and rules ______________; recorder ______________; comments ______________</w:t>
+        <w:t xml:space="preserve">Checker roles: the math ______________ and ______________; prices and units ______________ and ______________; plate and rules ______________; recorder ______________; comments ______________</w:t>
       </w:r>
     </w:p>
     <w:p>
@@ -40,9 +40,9 @@
       <w:pPr>
         <w:pStyle w:val="Heading2"/>
       </w:pPr>
-      <w:bookmarkStart w:id="21" w:name="Xcffccef211ee1f17fdf70681547fd5ea5380ffd"/>
-      <w:r>
-        <w:t xml:space="preserve">Check 1: The arithmetic (recalculate every line from line 1)</w:t>
+      <w:bookmarkStart w:id="21" w:name="X097c6c52285095ca1354331b796fe377c653a12"/>
+      <w:r>
+        <w:t xml:space="preserve">Check 1: The math (redo every line, starting at line 1)</w:t>
       </w:r>
       <w:bookmarkEnd w:id="21"/>
     </w:p>
@@ -549,16 +549,16 @@
         <w:pStyle w:val="BodyText"/>
       </w:pPr>
       <w:r>
-        <w:t xml:space="preserve">Their final total: $______ Our recalculated total: $______ Match? [ ] yes [ ] no</w:t>
+        <w:t xml:space="preserve">Their final total: $______ Our total: $______ Match? [ ] yes [ ] no</w:t>
       </w:r>
     </w:p>
     <w:p>
       <w:pPr>
         <w:pStyle w:val="Heading2"/>
       </w:pPr>
-      <w:bookmarkStart w:id="22" w:name="X08cbcff927fdd5498503488fce595b2f0055c00"/>
-      <w:r>
-        <w:t xml:space="preserve">Check 2: Prices and units (verify in the circular)</w:t>
+      <w:bookmarkStart w:id="22" w:name="X3193c4420554160cd81c4c1a969649b8640478b"/>
+      <w:r>
+        <w:t xml:space="preserve">Check 2: Prices and units (check them in the circular)</w:t>
       </w:r>
       <w:bookmarkEnd w:id="22"/>
     </w:p>
